--- a/.ai-workflow/work/tasks/현장방문대비/30 관리 산출물/개발/md2docx/JSA-PF-DS-004_ADR.docx
+++ b/.ai-workflow/work/tasks/현장방문대비/30 관리 산출물/개발/md2docx/JSA-PF-DS-004_ADR.docx
@@ -2,7 +2,6 @@
 <file path=word/document.xml><?xml version="1.0" encoding="utf-8"?>
 <w:document xmlns:w="http://schemas.openxmlformats.org/wordprocessingml/2006/main" xmlns:m="http://schemas.openxmlformats.org/officeDocument/2006/math" xmlns:r="http://schemas.openxmlformats.org/officeDocument/2006/relationships" xmlns:o="urn:schemas-microsoft-com:office:office" xmlns:v="urn:schemas-microsoft-com:vml" xmlns:w10="urn:schemas-microsoft-com:office:word" xmlns:a="http://schemas.openxmlformats.org/drawingml/2006/main" xmlns:pic="http://schemas.openxmlformats.org/drawingml/2006/picture" xmlns:wp="http://schemas.openxmlformats.org/drawingml/2006/wordprocessingDrawing">
   <w:body>
-    <w:bookmarkStart w:id="17" w:name="adr"/>
     <w:p>
       <w:pPr>
         <w:pStyle w:val="Heading1"/>
@@ -199,7 +198,6 @@
         </w:tc>
       </w:tr>
     </w:tbl>
-    <w:bookmarkStart w:id="9" w:name="제개정-이력"/>
     <w:p>
       <w:pPr>
         <w:pStyle w:val="Heading2"/>
@@ -410,8 +408,6 @@
         <w:t xml:space="preserve">) 분석 및 통합플랫폼과의 결합 방식 검토 중이며 결합 방식은 미결정이다. 이에 대한 ADR 은 아직 발급하지 않았고, 3.3 절에 결정 대기 항목으로 정리했다.</w:t>
       </w:r>
     </w:p>
-    <w:bookmarkEnd w:id="9"/>
-    <w:bookmarkStart w:id="10" w:name="X3b985a81bab9da21f8e78369f63347e9b685e37"/>
     <w:p>
       <w:pPr>
         <w:pStyle w:val="Heading2"/>
@@ -2319,8 +2315,6 @@
         <w:t xml:space="preserve">.</w:t>
       </w:r>
     </w:p>
-    <w:bookmarkEnd w:id="10"/>
-    <w:bookmarkStart w:id="11" w:name="Xcb67ec9b77b0c6d769ed0a71be1605673a89d79"/>
     <w:p>
       <w:pPr>
         <w:pStyle w:val="Heading2"/>
@@ -2511,8 +2505,6 @@
         </w:tc>
       </w:tr>
     </w:tbl>
-    <w:bookmarkEnd w:id="11"/>
-    <w:bookmarkStart w:id="15" w:name="X0d13fa44c730015a8bd8425115303136a5a9b9b"/>
     <w:p>
       <w:pPr>
         <w:pStyle w:val="Heading2"/>
@@ -2521,7 +2513,6 @@
         <w:t xml:space="preserve">3. 대표 결정</w:t>
       </w:r>
     </w:p>
-    <w:bookmarkStart w:id="12" w:name="X42d296f674a1c9d84d66e04ba4ea441735a985c"/>
     <w:p>
       <w:pPr>
         <w:pStyle w:val="Heading3"/>
@@ -3436,8 +3427,6 @@
         <w:t xml:space="preserve">필터.</w:t>
       </w:r>
     </w:p>
-    <w:bookmarkEnd w:id="12"/>
-    <w:bookmarkStart w:id="13" w:name="X21d0237a300949fe0fe67b6f51e97401c3d717a"/>
     <w:p>
       <w:pPr>
         <w:pStyle w:val="Heading3"/>
@@ -4220,8 +4209,6 @@
         <w:t xml:space="preserve">후속 작업: 공공 콘솔 실측, 발주처 등급 확인, KISA 해설서·고시 재확보, 통제항목 갭 분석(T078), 운영 원칙(공공 고객용 인스턴스를 민간 고객과 공유하지 않는다).</w:t>
       </w:r>
     </w:p>
-    <w:bookmarkEnd w:id="13"/>
-    <w:bookmarkStart w:id="14" w:name="X21e31f121c706de7d19e38f0602b9b0eb10d196"/>
     <w:p>
       <w:pPr>
         <w:pStyle w:val="Heading3"/>
@@ -4594,9 +4581,6 @@
         <w:t xml:space="preserve">기존 서비스 분해 ADR 의 재검토 조건(미식별 도메인 2개, 트래픽 기준)과의 대조</w:t>
       </w:r>
     </w:p>
-    <w:bookmarkEnd w:id="14"/>
-    <w:bookmarkEnd w:id="15"/>
-    <w:bookmarkStart w:id="16" w:name="X71c6d8dcf22e06a66395b1bc65eb5bef2edef9c"/>
     <w:p>
       <w:pPr>
         <w:pStyle w:val="Heading2"/>
@@ -4674,8 +4658,6 @@
         <w:t xml:space="preserve">(프로토타입 저장소)</w:t>
       </w:r>
     </w:p>
-    <w:bookmarkEnd w:id="16"/>
-    <w:bookmarkEnd w:id="17"/>
     <w:sectPr>
       <w:footnotePr>
         <w:numRestart w:val="eachSect"/>

--- a/.ai-workflow/work/tasks/현장방문대비/30 관리 산출물/개발/md2docx/JSA-PF-DS-004_ADR.docx
+++ b/.ai-workflow/work/tasks/현장방문대비/30 관리 산출물/개발/md2docx/JSA-PF-DS-004_ADR.docx
@@ -175,24 +175,42 @@
               <w:pStyle w:val="Compact"/>
             </w:pPr>
             <w:r>
-              <w:t xml:space="preserve">작성자 / 승인자</w:t>
-            </w:r>
-          </w:p>
-        </w:tc>
-        <w:tc>
-          <w:tcPr/>
-          <w:p>
-            <w:pPr>
-              <w:pStyle w:val="Compact"/>
-            </w:pPr>
-            <w:r>
-              <w:t xml:space="preserve">개발팀 /</w:t>
-            </w:r>
-            <w:r>
-              <w:t xml:space="preserve"> </w:t>
-            </w:r>
-            <w:r>
-              <w:t xml:space="preserve">확인 필요</w:t>
+              <w:t xml:space="preserve">작성자</w:t>
+            </w:r>
+          </w:p>
+        </w:tc>
+        <w:tc>
+          <w:tcPr/>
+          <w:p>
+            <w:pPr>
+              <w:pStyle w:val="Compact"/>
+            </w:pPr>
+            <w:r>
+              <w:t xml:space="preserve">박가람</w:t>
+            </w:r>
+          </w:p>
+        </w:tc>
+      </w:tr>
+      <w:tr>
+        <w:tc>
+          <w:tcPr/>
+          <w:p>
+            <w:pPr>
+              <w:pStyle w:val="Compact"/>
+            </w:pPr>
+            <w:r>
+              <w:t xml:space="preserve">승인자</w:t>
+            </w:r>
+          </w:p>
+        </w:tc>
+        <w:tc>
+          <w:tcPr/>
+          <w:p>
+            <w:pPr>
+              <w:pStyle w:val="Compact"/>
+            </w:pPr>
+            <w:r>
+              <w:t xml:space="preserve">-</w:t>
             </w:r>
           </w:p>
         </w:tc>
@@ -320,18 +338,18 @@
               <w:pStyle w:val="Compact"/>
             </w:pPr>
             <w:r>
-              <w:t xml:space="preserve">개발팀</w:t>
-            </w:r>
-          </w:p>
-        </w:tc>
-        <w:tc>
-          <w:tcPr/>
-          <w:p>
-            <w:pPr>
-              <w:pStyle w:val="Compact"/>
-            </w:pPr>
-            <w:r>
-              <w:t xml:space="preserve">확인 필요</w:t>
+              <w:t xml:space="preserve">박가람</w:t>
+            </w:r>
+          </w:p>
+        </w:tc>
+        <w:tc>
+          <w:tcPr/>
+          <w:p>
+            <w:pPr>
+              <w:pStyle w:val="Compact"/>
+            </w:pPr>
+            <w:r>
+              <w:t xml:space="preserve">-</w:t>
             </w:r>
           </w:p>
         </w:tc>
@@ -360,7 +378,7 @@
         <w:t xml:space="preserve">docs/01.개발/ADRs/</w:t>
       </w:r>
       <w:r>
-        <w:t xml:space="preserve">) 현황과 대표 결정을 한곳에 정리한 것이다. ADR 원문은 결정 1건당 문서 1개로 저장소에 있으며, 결정이 바뀌면 새 ADR 이 앞 결정을 대체하고 옛 ADR 머리에 대체·변경 사실을 표기하는 것이 관례이다(ADR-2026-08-11.06 이 ADR-2026-08-10.02 의 배치 부분을 대체, 표기는 ADR-2026-08-10.02·ADR-2026-08-11.03 머리). 결정의 뼈대가 같은 경미한 보완은 새 ADR 없이 승인 뒤 원문에 갱신 노트·예외로 덧붙인 사례가 있다(ADR-2026-08-12.01, ADR-2026-09-01.02). 새 ADR 이 뒤를 이은 경우에는 옛 ADR 원문에 그 ADR 을 가리키는 후속 안내만 덧붙였다(ADR-2026-08-18.04 → ADR-2026-09-16.01·.02). 확정 뒤의 수정·대체 절차는 ADR README 에 정해져 있지 않다. ADR 번호는</w:t>
+        <w:t xml:space="preserve">) 현황과 대표 결정을 한곳에 정리한 것이다. ADR 원문은 결정 1건당 문서 1개로 저장소에 있으며, 결정이 바뀌면 새 ADR 이 앞 결정을 대체하고 옛 ADR 머리에 대체·변경 사실을 표기하는 것이 관례이다(ADR-2026-08-11.06 이 ADR-2026-08-10.02 의 배치 부분을 대체, 표기는 ADR-2026-08-10.02·ADR-2026-08-11.03 머리). 결정의 뼈대가 같은 경미한 보완은 새 ADR 없이 승인 뒤 원문에 갱신 노트·예외로 덧붙인 사례가 있다(ADR-2026-08-12.01, ADR-2026-09-01.02). 새 ADR 이 뒤를 이은 경우에는 옛 ADR 원문에 그 ADR 을 가리키는 후속 안내만 덧붙였다(ADR-2026-08-18.04 → ADR-2026-09-16.01·.02). ADR 번호는</w:t>
       </w:r>
       <w:r>
         <w:t xml:space="preserve"> </w:t>
@@ -372,16 +390,7 @@
         <w:t xml:space="preserve">ADR-YYYY-MM-DD.NN</w:t>
       </w:r>
       <w:r>
-        <w:t xml:space="preserve">(날짜.순번)이며, 저장소 규칙(</w:t>
-      </w:r>
-      <w:r>
-        <w:rPr>
-          <w:rStyle w:val="VerbatimChar"/>
-        </w:rPr>
-        <w:t xml:space="preserve">ADRs/README.md</w:t>
-      </w:r>
-      <w:r>
-        <w:t xml:space="preserve">)상 날짜는 결정일이다. 다만 ADR-2026-09-26.01·.02 는 초안을 쓴 날(2026-09-26)로 번호를 매겼고 결정일은 둘 다 2026-10-14 이다. 상태는 각 ADR 원문의 상태 줄 기준이다.</w:t>
+        <w:t xml:space="preserve">(날짜.순번)이다. 상태는 각 ADR 원문의 상태 줄 기준이다.</w:t>
       </w:r>
     </w:p>
     <w:p>
@@ -405,7 +414,7 @@
         <w:t xml:space="preserve">Jeju-subsidence-AI</w:t>
       </w:r>
       <w:r>
-        <w:t xml:space="preserve">) 분석 및 통합플랫폼과의 결합 방식 검토 중이며 결합 방식은 미결정이다. 이에 대한 ADR 은 아직 발급하지 않았고, 3.3 절에 결정 대기 항목으로 정리했다.</w:t>
+        <w:t xml:space="preserve">) 분석 및 통합플랫폼과의 결합 방식 검토 중이며 결합 방식은 미결정이다. 이에 대한 ADR 은 결정 시 발급하며, 3.3 절에 결정 대기 항목으로 정리했다.</w:t>
       </w:r>
     </w:p>
     <w:p>
@@ -1542,7 +1551,7 @@
               <w:pStyle w:val="Compact"/>
             </w:pPr>
             <w:r>
-              <w:t xml:space="preserve">double-submit 유지. 동작하지 않던 결함 3건 수정 — 토큰 미발급(지연 로딩 opt-out), 헤더 XOR 해석 불일치(헤더 값을 쿠키 원문과 비교), 쿠키 경로(</w:t>
+              <w:t xml:space="preserve">double-submit 유지. 토큰 발급(지연 로딩 opt-out), 헤더 해석(헤더 값을 쿠키 원문과 비교), 쿠키 경로(</w:t>
             </w:r>
             <w:r>
               <w:rPr>
@@ -1554,7 +1563,7 @@
               <w:t xml:space="preserve"> </w:t>
             </w:r>
             <w:r>
-              <w:t xml:space="preserve">고정)</w:t>
+              <w:t xml:space="preserve">고정) 3건 보완</w:t>
             </w:r>
           </w:p>
         </w:tc>
@@ -1839,7 +1848,7 @@
               <w:pStyle w:val="Compact"/>
             </w:pPr>
             <w:r>
-              <w:t xml:space="preserve">self-hosted runner(push) 방식, 3환경 동일로 확정(배포용 러너·워크플로는 미구성)</w:t>
+              <w:t xml:space="preserve">self-hosted runner(push) 방식, 3환경 동일로 확정</w:t>
             </w:r>
           </w:p>
         </w:tc>
@@ -2181,140 +2190,12 @@
               <w:pStyle w:val="Compact"/>
             </w:pPr>
             <w:r>
-              <w:t xml:space="preserve">CSAP 점검 체크리스트의 경로 매핑·CI 점검·도구 목록에 Gradle/Java 의존성·라이선스·SBOM 점검 반영을 제안(도구 미선정)</w:t>
+              <w:t xml:space="preserve">CSAP 점검 체크리스트의 경로 매핑·CI 점검·도구 목록에 Gradle/Java 의존성·라이선스·SBOM 점검 반영을 제안</w:t>
             </w:r>
           </w:p>
         </w:tc>
       </w:tr>
     </w:tbl>
-    <w:p>
-      <w:pPr>
-        <w:pStyle w:val="BodyText"/>
-      </w:pPr>
-      <w:r>
-        <w:t xml:space="preserve">색인(</w:t>
-      </w:r>
-      <w:r>
-        <w:rPr>
-          <w:rStyle w:val="VerbatimChar"/>
-        </w:rPr>
-        <w:t xml:space="preserve">Index.md</w:t>
-      </w:r>
-      <w:r>
-        <w:t xml:space="preserve">) 정합성: 색인은 ADR-2026-09-08.01·2026-09-26.01·2026-09-26.02 를 "제안됨"으로 적고 있으나 원문 상태는 수용·승인·승인이고, ADR-2026-09-01.02 와</w:t>
-      </w:r>
-      <w:r>
-        <w:t xml:space="preserve"> </w:t>
-      </w:r>
-      <w:r>
-        <w:rPr>
-          <w:rStyle w:val="VerbatimChar"/>
-        </w:rPr>
-        <w:t xml:space="preserve">tmp/</w:t>
-      </w:r>
-      <w:r>
-        <w:t xml:space="preserve"> </w:t>
-      </w:r>
-      <w:r>
-        <w:t xml:space="preserve">초안은 색인에 없다. 또한 색인은 ADR-2026-08-18.03 을 "지연 로딩 opt-out, 토큰 회전 두 지점만 수정"이라 적었으나 원문에 토큰 회전은 없고, 결함 수정은 지연 로딩 opt-out·헤더 원문 비교·쿠키</w:t>
-      </w:r>
-      <w:r>
-        <w:t xml:space="preserve"> </w:t>
-      </w:r>
-      <w:r>
-        <w:rPr>
-          <w:rStyle w:val="VerbatimChar"/>
-        </w:rPr>
-        <w:t xml:space="preserve">Path=/</w:t>
-      </w:r>
-      <w:r>
-        <w:t xml:space="preserve"> </w:t>
-      </w:r>
-      <w:r>
-        <w:t xml:space="preserve">고정 3건이다(원문 결정 절도 '두 지점'이라 적었으나 본문은 원인 3개와 그 수정 3개를 다루고 ADR-2026-08-18.01 도 결함 3건으로 인용하며, 색인의 '두 지점'은 이 결정 절 표현과 같다).</w:t>
-      </w:r>
-      <w:r>
-        <w:t xml:space="preserve"> </w:t>
-      </w:r>
-      <w:r>
-        <w:rPr>
-          <w:rStyle w:val="VerbatimChar"/>
-        </w:rPr>
-        <w:t xml:space="preserve">tmp/</w:t>
-      </w:r>
-      <w:r>
-        <w:t xml:space="preserve"> </w:t>
-      </w:r>
-      <w:r>
-        <w:t xml:space="preserve">초안은 2026-08-10 작성 후 내용이 바뀌지 않았고 ADR-2026-08-10.04 는 이를 '별도 보류 ADR'로 가리킨다. 초안이 갱신 대상으로 든</w:t>
-      </w:r>
-      <w:r>
-        <w:t xml:space="preserve"> </w:t>
-      </w:r>
-      <w:r>
-        <w:rPr>
-          <w:rStyle w:val="VerbatimChar"/>
-        </w:rPr>
-        <w:t xml:space="preserve">docs/CSAP/AGENT-MONITORING.md</w:t>
-      </w:r>
-      <w:r>
-        <w:t xml:space="preserve">·</w:t>
-      </w:r>
-      <w:r>
-        <w:rPr>
-          <w:rStyle w:val="VerbatimChar"/>
-        </w:rPr>
-        <w:t xml:space="preserve">05_취약점_시큐어코딩_CHECKLIST.md</w:t>
-      </w:r>
-      <w:r>
-        <w:t xml:space="preserve">·</w:t>
-      </w:r>
-      <w:r>
-        <w:rPr>
-          <w:rStyle w:val="VerbatimChar"/>
-        </w:rPr>
-        <w:t xml:space="preserve">08_외부서비스_공급망_CHECKLIST.md</w:t>
-      </w:r>
-      <w:r>
-        <w:t xml:space="preserve"> </w:t>
-      </w:r>
-      <w:r>
-        <w:t xml:space="preserve">는 기준 커밋 트리와 저장소 이력에 없고, '이 저장소에는 CI가 없다'는 초안의 전제도 지금(워크플로 3개)과 다르다. Gradle 의존성 취약점 점검은 T086(blocked,</w:t>
-      </w:r>
-      <w:r>
-        <w:t xml:space="preserve"> </w:t>
-      </w:r>
-      <w:r>
-        <w:rPr>
-          <w:rStyle w:val="VerbatimChar"/>
-        </w:rPr>
-        <w:t xml:space="preserve">NVD_API_KEY</w:t>
-      </w:r>
-      <w:r>
-        <w:t xml:space="preserve"> </w:t>
-      </w:r>
-      <w:r>
-        <w:t xml:space="preserve">미등록)이 따로 추적한다. 초안의 폐기·재작성 여부는</w:t>
-      </w:r>
-      <w:r>
-        <w:t xml:space="preserve"> </w:t>
-      </w:r>
-      <w:r>
-        <w:t xml:space="preserve">확인 필요</w:t>
-      </w:r>
-      <w:r>
-        <w:t xml:space="preserve">. 위 표는 원문 기준이며 색인 갱신도</w:t>
-      </w:r>
-      <w:r>
-        <w:t xml:space="preserve"> </w:t>
-      </w:r>
-      <w:r>
-        <w:t xml:space="preserve">확인 필요</w:t>
-      </w:r>
-      <w:r>
-        <w:t xml:space="preserve">.</w:t>
-      </w:r>
-    </w:p>
     <w:p>
       <w:pPr>
         <w:pStyle w:val="Heading2"/>
@@ -2431,7 +2312,7 @@
               <w:pStyle w:val="Compact"/>
             </w:pPr>
             <w:r>
-              <w:t xml:space="preserve">ADR-2026-09-16.01 이 지도 소스의 컬럼 방식(T054)을 뒤집음</w:t>
+              <w:t xml:space="preserve">ADR-2026-09-16.01 이 지도 소스의 컬럼 방식을 뒤집음</w:t>
             </w:r>
           </w:p>
         </w:tc>
@@ -2578,16 +2459,7 @@
         </w:numPr>
       </w:pPr>
       <w:r>
-        <w:t xml:space="preserve">결정자: 개발팀(결정자 개인명</w:t>
-      </w:r>
-      <w:r>
-        <w:t xml:space="preserve"> </w:t>
-      </w:r>
-      <w:r>
-        <w:t xml:space="preserve">확인 필요</w:t>
-      </w:r>
-      <w:r>
-        <w:t xml:space="preserve">)</w:t>
+        <w:t xml:space="preserve">결정자: 박가람</w:t>
       </w:r>
     </w:p>
     <w:p>
@@ -2620,7 +2492,7 @@
         <w:t xml:space="preserve"> </w:t>
       </w:r>
       <w:r>
-        <w:t xml:space="preserve">를 컴포지트 빌드로 공유하는 모듈러 모놀리식, 운영은 1인 전제) 사이의 거리를 결정으로 메운다. 8월 1주차 보고에 "도메인 8개 도출"이 있었으나 목록이 저장소에 파일로 없어 카탈로그 v1.0 으로 확정해 남긴다.</w:t>
+        <w:t xml:space="preserve">를 컴포지트 빌드로 공유하는 모듈러 모놀리식, 운영은 1인 전제) 사이의 거리를 결정으로 메운다. 서비스 후보 목록은 카탈로그 v1.0 으로 확정해 남긴다.</w:t>
       </w:r>
     </w:p>
     <w:p>
@@ -2980,7 +2852,7 @@
               <w:pStyle w:val="Compact"/>
             </w:pPr>
             <w:r>
-              <w:t xml:space="preserve">목록이 저장소에 없음, 발견 시 추가</w:t>
+              <w:t xml:space="preserve">발견 시 추가</w:t>
             </w:r>
           </w:p>
         </w:tc>
@@ -3128,7 +3000,7 @@
               <w:pStyle w:val="Compact"/>
             </w:pPr>
             <w:r>
-              <w:t xml:space="preserve">(원문에 장점 기재 없음)</w:t>
+              <w:t xml:space="preserve">-</w:t>
             </w:r>
           </w:p>
         </w:tc>
@@ -3174,7 +3046,7 @@
               <w:pStyle w:val="Compact"/>
             </w:pPr>
             <w:r>
-              <w:t xml:space="preserve">(원문에 장점 기재 없음)</w:t>
+              <w:t xml:space="preserve">-</w:t>
             </w:r>
           </w:p>
         </w:tc>
@@ -3220,18 +3092,18 @@
               <w:pStyle w:val="Compact"/>
             </w:pPr>
             <w:r>
-              <w:t xml:space="preserve">(원문에 장점 기재 없음)</w:t>
-            </w:r>
-          </w:p>
-        </w:tc>
-        <w:tc>
-          <w:tcPr/>
-          <w:p>
-            <w:pPr>
-              <w:pStyle w:val="Compact"/>
-            </w:pPr>
-            <w:r>
-              <w:t xml:space="preserve">ETL 트래픽이 1일 1회~수 회라 컴포넌트 +1 비용이 정당화되지 않음. DB 작업 테이블 + 잡 러너로 같은 비동기 흐름을 구현하기로 했다(기준일 2026-10-16 현재 작업 테이블·잡 러너는 미구현이며, 수신은 customer-api 안의 산출물 메타데이터 등록·조회 API 골격뿐이다)</w:t>
+              <w:t xml:space="preserve">-</w:t>
+            </w:r>
+          </w:p>
+        </w:tc>
+        <w:tc>
+          <w:tcPr/>
+          <w:p>
+            <w:pPr>
+              <w:pStyle w:val="Compact"/>
+            </w:pPr>
+            <w:r>
+              <w:t xml:space="preserve">ETL 트래픽이 1일 1회–수 회라 컴포넌트 +1 비용이 정당화되지 않음. DB 작업 테이블 + 잡 러너로 같은 비동기 흐름을 구현하기로 했다</w:t>
             </w:r>
           </w:p>
         </w:tc>
@@ -3266,7 +3138,7 @@
               <w:pStyle w:val="Compact"/>
             </w:pPr>
             <w:r>
-              <w:t xml:space="preserve">(원문에 장점 기재 없음)</w:t>
+              <w:t xml:space="preserve">-</w:t>
             </w:r>
           </w:p>
         </w:tc>
@@ -3312,7 +3184,7 @@
               <w:pStyle w:val="Compact"/>
             </w:pPr>
             <w:r>
-              <w:t xml:space="preserve">(원문에 장점 기재 없음)</w:t>
+              <w:t xml:space="preserve">-</w:t>
             </w:r>
           </w:p>
         </w:tc>
@@ -3373,7 +3245,7 @@
         </w:numPr>
       </w:pPr>
       <w:r>
-        <w:t xml:space="preserve">감수하는 것: "MSA 전면 분해"가 아니라 모듈러 모놀리식 + 선택적 분해라는 점. 분리 이미지는 아직 없어 현재 두 기능은 customer-api 안에서 동작하고 chart 의 분리 단위는 비활성이다. Ingress 는 JWT 서명 검증을 지원하지 않아 인증 검증은 서비스 필터가 맡는다.</w:t>
+        <w:t xml:space="preserve">감수하는 것: "MSA 전면 분해"가 아니라 모듈러 모놀리식 + 선택적 분해라는 점. 현재 두 기능은 customer-api 안에서 동작하고 chart 의 분리 단위는 비활성이다. Ingress 는 JWT 서명 검증을 지원하지 않아 인증 검증은 서비스 필터가 맡는다.</w:t>
       </w:r>
     </w:p>
     <w:p>
@@ -3385,7 +3257,7 @@
         </w:numPr>
       </w:pPr>
       <w:r>
-        <w:t xml:space="preserve">후속 작업: 배포 단위 매니페스트(T072), 타일 프록시 Ingress 경로 분리(</w:t>
+        <w:t xml:space="preserve">후속 작업: 배포 단위 매니페스트, 타일 프록시 Ingress 경로 분리(</w:t>
       </w:r>
       <w:r>
         <w:rPr>
@@ -3394,7 +3266,7 @@
         <w:t xml:space="preserve">/api/map/tiles</w:t>
       </w:r>
       <w:r>
-        <w:t xml:space="preserve">), ETL 수신 API·잡 러너 분리(담당 Task 없음, 분리 이미지 일정 없음), 수신 골격·어댑터 골격(T074, 진행 중 — 현재 customer-api 안의 범용 수신 골격만 구현되고 어댑터는 미구현),</w:t>
+        <w:t xml:space="preserve">), ETL 수신 API·잡 러너 분리, 수신 골격·어댑터 골격,</w:t>
       </w:r>
       <w:r>
         <w:t xml:space="preserve"> </w:t>
@@ -3492,16 +3364,7 @@
         </w:numPr>
       </w:pPr>
       <w:r>
-        <w:t xml:space="preserve">결정자: 개발팀(결정자 개인명</w:t>
-      </w:r>
-      <w:r>
-        <w:t xml:space="preserve"> </w:t>
-      </w:r>
-      <w:r>
-        <w:t xml:space="preserve">확인 필요</w:t>
-      </w:r>
-      <w:r>
-        <w:t xml:space="preserve">)</w:t>
+        <w:t xml:space="preserve">결정자: 박가람</w:t>
       </w:r>
     </w:p>
     <w:p>
@@ -3519,7 +3382,7 @@
         <w:t xml:space="preserve"> </w:t>
       </w:r>
       <w:r>
-        <w:t xml:space="preserve">— ADR-2026-08-11.03 은 운영 타깃을 NCP NKS + Cloud DB for PostgreSQL 로 정하면서 CSAP 요건을 대상으로 보지 않았다. 사업 과업(WBS ID 32~35)으로 CSAP 인증 신청이 들어와 전제가 바뀌었다. CSAP 는 인증받은 IaaS 위에서 운영되는 SaaS 만 인정하므로 인증 유형·등급·범위, 운영 타깃, 망분리 여부, 제3자 진단 필요 여부를 정해야 한다.</w:t>
+        <w:t xml:space="preserve">— ADR-2026-08-11.03 은 운영 타깃을 NCP NKS + Cloud DB for PostgreSQL 로 정하면서 CSAP 요건을 대상으로 보지 않았다. 사업 과업(WBS ID 32–35)으로 CSAP 인증 신청이 들어와 전제가 바뀌었다. CSAP 는 인증받은 IaaS 위에서 운영되는 SaaS 만 인정하므로 인증 유형·등급·범위, 운영 타깃, 망분리 여부, 제3자 진단 필요 여부를 정해야 한다.</w:t>
       </w:r>
     </w:p>
     <w:p>
@@ -3999,7 +3862,7 @@
               <w:pStyle w:val="Compact"/>
             </w:pPr>
             <w:r>
-              <w:t xml:space="preserve">공공 영역 NKS Multi Zone·PostGIS·Ingress 방식 미확인</w:t>
+              <w:t xml:space="preserve">공공 영역 NKS Multi Zone·PostGIS·Ingress 방식 실측 필요</w:t>
             </w:r>
           </w:p>
         </w:tc>
@@ -4144,7 +4007,7 @@
               <w:pStyle w:val="Compact"/>
             </w:pPr>
             <w:r>
-              <w:t xml:space="preserve">인증 범위·PostGIS 확인 못 함</w:t>
+              <w:t xml:space="preserve">인증 범위·PostGIS 비교 자료 부족</w:t>
             </w:r>
           </w:p>
         </w:tc>
@@ -4206,7 +4069,7 @@
         </w:numPr>
       </w:pPr>
       <w:r>
-        <w:t xml:space="preserve">후속 작업: 공공 콘솔 실측, 발주처 등급 확인, KISA 해설서·고시 재확보, 통제항목 갭 분석(T078), 운영 원칙(공공 고객용 인스턴스를 민간 고객과 공유하지 않는다).</w:t>
+        <w:t xml:space="preserve">후속 작업: 공공 콘솔 실측, 발주처 등급 확인, KISA 해설서·고시 재확보, 통제항목 갭 분석, 운영 원칙(공공 고객용 인스턴스를 민간 고객과 공유하지 않는다).</w:t>
       </w:r>
     </w:p>
     <w:p>
@@ -4274,13 +4137,7 @@
         </w:numPr>
       </w:pPr>
       <w:r>
-        <w:t xml:space="preserve">결정자:</w:t>
-      </w:r>
-      <w:r>
-        <w:t xml:space="preserve"> </w:t>
-      </w:r>
-      <w:r>
-        <w:t xml:space="preserve">확인 필요</w:t>
+        <w:t xml:space="preserve">결정자: 박가람</w:t>
       </w:r>
     </w:p>
     <w:p>
@@ -4320,13 +4177,7 @@
         <w:t xml:space="preserve">참조 기준</w:t>
       </w:r>
       <w:r>
-        <w:t xml:space="preserve">이다. 지도 레이어 6종(위험등급(CSI)·지반 변위·관로·굴착공사·침하 사고이력·재해위험지구)뿐 아니라 데이터를 보여 주는 모듈(순위·상세·등급 분포·분석 설정·내보내기)과 데이터 표현 방식의 예시를 담고 있다. 이 밖에 관리자 화면(역할별 레이어·내보내기 권한 설정, 사고 이력 관리, 작업 기록)이 있으나 참조 기준으로 다루지 않았고, 모두 브라우저 저장이며 서버 집행이 없다. 통합플랫폼 FR-01~03·FR-09 와의 겹침과 사고 이력 자료의 소유는 결합 방식 결정 때 판단한다(</w:t>
-      </w:r>
-      <w:r>
-        <w:t xml:space="preserve">확인 필요</w:t>
-      </w:r>
-      <w:r>
-        <w:t xml:space="preserve">). 통합플랫폼은 분해를 결정했으나 분리 이미지는 아직 없는 모듈러 모놀리식(ADR-2026-08-26.01)이며, 현재 단계는 프로토타입 분석 및 결합 방식 검토 중이다. M010·WBS 스냅샷은 분석 알고리즘·UI/UX·리포트(ID 9~31)를 개발팀 범위 밖(타 팀 소관)으로 분류하나 WBS 담당 조직 열은 ID 29~31(분석 리포트 자동 구현)을 개발로 적어 어긋나므로, 결합 범위와 담당도 정해야 한다.</w:t>
+        <w:t xml:space="preserve">이다. 지도 레이어 6종(위험등급(CSI)·지반 변위·관로·굴착공사·침하 사고이력·재해위험지구)뿐 아니라 데이터를 보여 주는 모듈(순위·상세·등급 분포·분석 설정·내보내기)과 데이터 표현 방식의 예시를 담고 있다. 이 밖에 관리자 화면(역할별 레이어·내보내기 권한 설정, 사고 이력 관리, 작업 기록)이 있으나 참조 기준으로 다루지 않았고, 모두 브라우저 저장이며 서버 집행이 없다. 통합플랫폼 FR-01–03·FR-09 와의 겹침과 사고 이력 자료의 소유는 결합 방식 결정 때 판단한다. 통합플랫폼은 모듈러 모놀리식 + 선택적 분해 구조(ADR-2026-08-26.01)이며, 현재 단계는 프로토타입 분석 및 결합 방식 검토 중이다. 결합 범위와 담당(WBS ID 9–31 중 해당 부분)도 정해야 한다.</w:t>
       </w:r>
     </w:p>
     <w:p>
@@ -4461,13 +4312,7 @@
               <w:pStyle w:val="Compact"/>
             </w:pPr>
             <w:r>
-              <w:t xml:space="preserve">미결정(</w:t>
-            </w:r>
-            <w:r>
-              <w:t xml:space="preserve">확인 필요</w:t>
-            </w:r>
-            <w:r>
-              <w:t xml:space="preserve">)</w:t>
+              <w:t xml:space="preserve">미결정</w:t>
             </w:r>
           </w:p>
         </w:tc>
@@ -4542,7 +4387,7 @@
         </w:numPr>
       </w:pPr>
       <w:r>
-        <w:t xml:space="preserve">데이터 소유 — 위험 산정에 쓰는 원본·산출물과 저장 위치(ETL 수신 결정 D2~D4 와의 관계)</w:t>
+        <w:t xml:space="preserve">데이터 소유 — 위험 산정에 쓰는 원본·산출물과 저장 위치(ETL 수신 결정 D2–D4 와의 관계)</w:t>
       </w:r>
     </w:p>
     <w:p>
@@ -4566,7 +4411,7 @@
         </w:numPr>
       </w:pPr>
       <w:r>
-        <w:t xml:space="preserve">담당과 범위(WBS ID 9~31 의 담당 — 특히 ID 29~31 은 담당 조직 열이 '개발')</w:t>
+        <w:t xml:space="preserve">담당과 범위(WBS ID 9–31 의 담당, 특히 ID 29–31)</w:t>
       </w:r>
     </w:p>
     <w:p>
@@ -4625,16 +4470,7 @@
         <w:rPr>
           <w:rStyle w:val="VerbatimChar"/>
         </w:rPr>
-        <w:t xml:space="preserve">planning/milestones/M010.md</w:t>
-      </w:r>
-      <w:r>
-        <w:t xml:space="preserve">·</w:t>
-      </w:r>
-      <w:r>
-        <w:rPr>
-          <w:rStyle w:val="VerbatimChar"/>
-        </w:rPr>
-        <w:t xml:space="preserve">M011.md</w:t>
+        <w:t xml:space="preserve">planning/milestones/</w:t>
       </w:r>
       <w:r>
         <w:t xml:space="preserve">, 주간보고 10월 2주 (gis-sass 저장소)</w:t>

--- a/.ai-workflow/work/tasks/현장방문대비/30 관리 산출물/개발/md2docx/JSA-PF-DS-004_ADR.docx
+++ b/.ai-workflow/work/tasks/현장방문대비/30 관리 산출물/개발/md2docx/JSA-PF-DS-004_ADR.docx
@@ -210,7 +210,7 @@
               <w:pStyle w:val="Compact"/>
             </w:pPr>
             <w:r>
-              <w:t xml:space="preserve">-</w:t>
+              <w:t xml:space="preserve">박가람</w:t>
             </w:r>
           </w:p>
         </w:tc>
@@ -349,7 +349,7 @@
               <w:pStyle w:val="Compact"/>
             </w:pPr>
             <w:r>
-              <w:t xml:space="preserve">-</w:t>
+              <w:t xml:space="preserve">박가람</w:t>
             </w:r>
           </w:p>
         </w:tc>
